--- a/_manuscript/index.docx
+++ b/_manuscript/index.docx
@@ -23,7 +23,7 @@
         <w:pStyle w:val="Date"/>
       </w:pPr>
       <w:r>
-        <w:t xml:space="preserve">2026-09-13</w:t>
+        <w:t xml:space="preserve">2026-09-14</w:t>
       </w:r>
     </w:p>
     <w:p>
@@ -379,7 +379,7 @@
       </w:tr>
     </w:tbl>
     <w:bookmarkEnd w:id="14"/>
-    <w:bookmarkStart w:id="27" w:name="numpy-demonstration"/>
+    <w:bookmarkStart w:id="28" w:name="numpy-demonstration"/>
     <w:p>
       <w:pPr>
         <w:pStyle w:val="Heading1"/>
@@ -472,6 +472,32 @@
         <w:pStyle w:val="BodyText"/>
       </w:pPr>
       <w:r>
+        <w:rPr>
+          <w:vertAlign w:val="subscript"/>
+        </w:rPr>
+        <w:t xml:space="preserve">Source:</w:t>
+      </w:r>
+      <w:r>
+        <w:rPr>
+          <w:vertAlign w:val="subscript"/>
+        </w:rPr>
+        <w:t xml:space="preserve"> </w:t>
+      </w:r>
+      <w:hyperlink r:id="rId19">
+        <w:r>
+          <w:rPr>
+            <w:rStyle w:val="Hyperlink"/>
+            <w:vertAlign w:val="subscript"/>
+          </w:rPr>
+          <w:t xml:space="preserve">Article Notebook</w:t>
+        </w:r>
+      </w:hyperlink>
+    </w:p>
+    <w:p>
+      <w:pPr>
+        <w:pStyle w:val="BodyText"/>
+      </w:pPr>
+      <w:r>
         <w:t xml:space="preserve">As shown in</w:t>
       </w:r>
       <w:r>
@@ -489,7 +515,7 @@
         <w:t xml:space="preserve">, NumPy can generate and transform numerical data that can then be visualized clearly.</w:t>
       </w:r>
     </w:p>
-    <w:bookmarkStart w:id="26" w:name="working-with-arrays"/>
+    <w:bookmarkStart w:id="27" w:name="working-with-arrays"/>
     <w:p>
       <w:pPr>
         <w:pStyle w:val="Heading2"/>
@@ -497,6 +523,32 @@
       <w:r>
         <w:t xml:space="preserve">3.1 Working with Arrays</w:t>
       </w:r>
+    </w:p>
+    <w:p>
+      <w:pPr>
+        <w:pStyle w:val="FirstParagraph"/>
+      </w:pPr>
+      <w:r>
+        <w:rPr>
+          <w:vertAlign w:val="subscript"/>
+        </w:rPr>
+        <w:t xml:space="preserve">Source:</w:t>
+      </w:r>
+      <w:r>
+        <w:rPr>
+          <w:vertAlign w:val="subscript"/>
+        </w:rPr>
+        <w:t xml:space="preserve"> </w:t>
+      </w:r>
+      <w:hyperlink r:id="rId19">
+        <w:r>
+          <w:rPr>
+            <w:rStyle w:val="Hyperlink"/>
+            <w:vertAlign w:val="subscript"/>
+          </w:rPr>
+          <w:t xml:space="preserve">Article Notebook</w:t>
+        </w:r>
+      </w:hyperlink>
     </w:p>
     <w:tbl>
       <w:tblPr>
@@ -511,7 +563,7 @@
       <w:tr>
         <w:tc>
           <w:tcPr/>
-          <w:bookmarkStart w:id="19" w:name="tbl-numpy-summary"/>
+          <w:bookmarkStart w:id="20" w:name="tbl-numpy-summary"/>
           <w:p>
             <w:pPr>
               <w:jc w:val="center"/>
@@ -688,11 +740,37 @@
               </w:tc>
             </w:tr>
           </w:tbl>
-          <w:bookmarkEnd w:id="19"/>
+          <w:bookmarkEnd w:id="20"/>
           <w:p/>
         </w:tc>
       </w:tr>
     </w:tbl>
+    <w:p>
+      <w:pPr>
+        <w:pStyle w:val="BodyText"/>
+      </w:pPr>
+      <w:r>
+        <w:rPr>
+          <w:vertAlign w:val="subscript"/>
+        </w:rPr>
+        <w:t xml:space="preserve">Source:</w:t>
+      </w:r>
+      <w:r>
+        <w:rPr>
+          <w:vertAlign w:val="subscript"/>
+        </w:rPr>
+        <w:t xml:space="preserve"> </w:t>
+      </w:r>
+      <w:hyperlink r:id="rId19">
+        <w:r>
+          <w:rPr>
+            <w:rStyle w:val="Hyperlink"/>
+            <w:vertAlign w:val="subscript"/>
+          </w:rPr>
+          <w:t xml:space="preserve">Article Notebook</w:t>
+        </w:r>
+      </w:hyperlink>
+    </w:p>
     <w:p>
       <w:pPr>
         <w:pStyle w:val="BodyText"/>
@@ -715,11 +793,37 @@
         <w:rPr>
           <w:rStyle w:val="FootnoteReference"/>
         </w:rPr>
-        <w:footnoteReference w:id="20"/>
-      </w:r>
-    </w:p>
-    <w:bookmarkStart w:id="25" w:name="refs"/>
-    <w:bookmarkStart w:id="22" w:name="ref-harris2020array"/>
+        <w:footnoteReference w:id="21"/>
+      </w:r>
+    </w:p>
+    <w:p>
+      <w:pPr>
+        <w:pStyle w:val="BodyText"/>
+      </w:pPr>
+      <w:r>
+        <w:rPr>
+          <w:vertAlign w:val="subscript"/>
+        </w:rPr>
+        <w:t xml:space="preserve">Source:</w:t>
+      </w:r>
+      <w:r>
+        <w:rPr>
+          <w:vertAlign w:val="subscript"/>
+        </w:rPr>
+        <w:t xml:space="preserve"> </w:t>
+      </w:r>
+      <w:hyperlink r:id="rId19">
+        <w:r>
+          <w:rPr>
+            <w:rStyle w:val="Hyperlink"/>
+            <w:vertAlign w:val="subscript"/>
+          </w:rPr>
+          <w:t xml:space="preserve">Article Notebook</w:t>
+        </w:r>
+      </w:hyperlink>
+    </w:p>
+    <w:bookmarkStart w:id="26" w:name="refs"/>
+    <w:bookmarkStart w:id="23" w:name="ref-harris2020array"/>
     <w:p>
       <w:pPr>
         <w:pStyle w:val="Bibliography"/>
@@ -755,7 +859,7 @@
       <w:r>
         <w:t xml:space="preserve"> </w:t>
       </w:r>
-      <w:hyperlink r:id="rId21">
+      <w:hyperlink r:id="rId22">
         <w:r>
           <w:rPr>
             <w:rStyle w:val="Hyperlink"/>
@@ -767,8 +871,8 @@
         <w:t xml:space="preserve">.</w:t>
       </w:r>
     </w:p>
-    <w:bookmarkEnd w:id="22"/>
-    <w:bookmarkStart w:id="24" w:name="ref-numpydocs"/>
+    <w:bookmarkEnd w:id="23"/>
+    <w:bookmarkStart w:id="25" w:name="ref-numpydocs"/>
     <w:p>
       <w:pPr>
         <w:pStyle w:val="Bibliography"/>
@@ -789,7 +893,7 @@
       <w:r>
         <w:t xml:space="preserve"> </w:t>
       </w:r>
-      <w:hyperlink r:id="rId23">
+      <w:hyperlink r:id="rId24">
         <w:r>
           <w:rPr>
             <w:rStyle w:val="Hyperlink"/>
@@ -801,10 +905,10 @@
         <w:t xml:space="preserve">.</w:t>
       </w:r>
     </w:p>
-    <w:bookmarkEnd w:id="24"/>
     <w:bookmarkEnd w:id="25"/>
     <w:bookmarkEnd w:id="26"/>
     <w:bookmarkEnd w:id="27"/>
+    <w:bookmarkEnd w:id="28"/>
     <w:sectPr>
       <w:footnotePr>
         <w:numRestart w:val="eachSect"/>
@@ -834,7 +938,7 @@
       </w:r>
     </w:p>
   </w:footnote>
-  <w:footnote w:id="20">
+  <w:footnote w:id="21">
     <w:p>
       <w:pPr>
         <w:pStyle w:val="FootnoteText"/>
